--- a/Gathering Feedback.docx
+++ b/Gathering Feedback.docx
@@ -88,15 +88,7 @@
           <w:sz w:val="28"/>
           <w:szCs w:val="28"/>
         </w:rPr>
-        <w:t xml:space="preserve">I am using questionnaires because they allow me to gather clear, </w:t>
-      </w:r>
-      <w:r>
-        <w:rPr>
-          <w:rFonts w:asciiTheme="minorHAnsi" w:hAnsiTheme="minorHAnsi" w:cstheme="minorHAnsi"/>
-          <w:sz w:val="28"/>
-          <w:szCs w:val="28"/>
-        </w:rPr>
-        <w:t>structured, and non-technical feedback from users in an efficient way. This method helps me understand how users perceive key aspects of the system such as layout, usability, navigation, and overall design.</w:t>
+        <w:t>I am using questionnaires because they allow me to gather clear, structured, and non-technical feedback from users in an efficient way. This method helps me understand how users perceive key aspects of the system such as layout, usability, navigation, and overall design.</w:t>
       </w:r>
     </w:p>
     <w:p>
@@ -200,25 +192,7 @@
           <w:sz w:val="28"/>
           <w:szCs w:val="28"/>
         </w:rPr>
-        <w:t>A combination of multiple-choice questions, rating scales (</w:t>
-      </w:r>
-      <w:proofErr w:type="gramStart"/>
-      <w:r>
-        <w:rPr>
-          <w:rFonts w:asciiTheme="minorHAnsi" w:hAnsiTheme="minorHAnsi" w:cstheme="minorHAnsi"/>
-          <w:sz w:val="28"/>
-          <w:szCs w:val="28"/>
-        </w:rPr>
-        <w:t>e.g.</w:t>
-      </w:r>
-      <w:proofErr w:type="gramEnd"/>
-      <w:r>
-        <w:rPr>
-          <w:rFonts w:asciiTheme="minorHAnsi" w:hAnsiTheme="minorHAnsi" w:cstheme="minorHAnsi"/>
-          <w:sz w:val="28"/>
-          <w:szCs w:val="28"/>
-        </w:rPr>
-        <w:t xml:space="preserve"> 1–5), and yes/no questions will be used to ensure the questionnaire is easy to complete and understand for all users.</w:t>
+        <w:t>A combination of multiple-choice questions, rating scales (e.g. 1–5), and yes/no questions will be used to ensure the questionnaire is easy to complete and understand for all users.</w:t>
       </w:r>
     </w:p>
     <w:p>
@@ -926,19 +900,9 @@
     </w:p>
     <w:p>
       <w:pPr>
-        <w:pStyle w:val="Heading3"/>
-        <w:rPr>
-          <w:rFonts w:asciiTheme="minorHAnsi" w:hAnsiTheme="minorHAnsi" w:cstheme="minorHAnsi"/>
-          <w:sz w:val="28"/>
-          <w:szCs w:val="28"/>
-        </w:rPr>
-      </w:pPr>
-      <w:r>
-        <w:rPr>
-          <w:rFonts w:asciiTheme="minorHAnsi" w:hAnsiTheme="minorHAnsi" w:cstheme="minorHAnsi"/>
-          <w:sz w:val="28"/>
-          <w:szCs w:val="28"/>
-        </w:rPr>
+        <w:pStyle w:val="Heading2"/>
+      </w:pPr>
+      <w:r>
         <w:t>How exactly will the method be delivered and recorded?</w:t>
       </w:r>
     </w:p>
@@ -980,36 +944,762 @@
     </w:p>
     <w:p>
       <w:pPr>
-        <w:rPr>
-          <w:rFonts w:cstheme="minorHAnsi"/>
-          <w:sz w:val="28"/>
-          <w:szCs w:val="28"/>
-        </w:rPr>
-      </w:pPr>
-    </w:p>
-    <w:p>
-      <w:pPr>
-        <w:rPr>
-          <w:rFonts w:cstheme="minorHAnsi"/>
-          <w:sz w:val="28"/>
-          <w:szCs w:val="28"/>
-        </w:rPr>
-      </w:pPr>
-    </w:p>
-    <w:p>
-      <w:pPr>
-        <w:rPr>
-          <w:rFonts w:cstheme="minorHAnsi"/>
-          <w:sz w:val="28"/>
-          <w:szCs w:val="28"/>
-        </w:rPr>
-      </w:pPr>
-      <w:r>
-        <w:rPr>
-          <w:rFonts w:cstheme="minorHAnsi"/>
-          <w:sz w:val="28"/>
-          <w:szCs w:val="28"/>
-        </w:rPr>
+        <w:pStyle w:val="NormalWeb"/>
+        <w:rPr>
+          <w:rFonts w:asciiTheme="minorHAnsi" w:hAnsiTheme="minorHAnsi" w:cstheme="minorHAnsi"/>
+          <w:sz w:val="28"/>
+          <w:szCs w:val="28"/>
+        </w:rPr>
+      </w:pPr>
+    </w:p>
+    <w:p>
+      <w:pPr>
+        <w:pStyle w:val="NormalWeb"/>
+        <w:rPr>
+          <w:rFonts w:asciiTheme="minorHAnsi" w:hAnsiTheme="minorHAnsi" w:cstheme="minorHAnsi"/>
+          <w:sz w:val="28"/>
+          <w:szCs w:val="28"/>
+        </w:rPr>
+      </w:pPr>
+      <w:r>
+        <w:rPr>
+          <w:rFonts w:asciiTheme="minorHAnsi" w:hAnsiTheme="minorHAnsi" w:cstheme="minorHAnsi"/>
+          <w:sz w:val="28"/>
+          <w:szCs w:val="28"/>
+        </w:rPr>
+        <w:t xml:space="preserve">Observation Task List </w:t>
+      </w:r>
+    </w:p>
+    <w:tbl>
+      <w:tblPr>
+        <w:tblStyle w:val="TableGrid"/>
+        <w:tblW w:w="0" w:type="auto"/>
+        <w:tblLook w:val="04A0" w:firstRow="1" w:lastRow="0" w:firstColumn="1" w:lastColumn="0" w:noHBand="0" w:noVBand="1"/>
+      </w:tblPr>
+      <w:tblGrid>
+        <w:gridCol w:w="1502"/>
+        <w:gridCol w:w="1502"/>
+        <w:gridCol w:w="1503"/>
+        <w:gridCol w:w="1503"/>
+        <w:gridCol w:w="1356"/>
+      </w:tblGrid>
+      <w:tr>
+        <w:tc>
+          <w:tcPr>
+            <w:tcW w:w="1502" w:type="dxa"/>
+          </w:tcPr>
+          <w:p>
+            <w:pPr>
+              <w:pStyle w:val="NormalWeb"/>
+              <w:rPr>
+                <w:rFonts w:asciiTheme="minorHAnsi" w:hAnsiTheme="minorHAnsi" w:cstheme="minorHAnsi"/>
+                <w:sz w:val="28"/>
+                <w:szCs w:val="28"/>
+              </w:rPr>
+            </w:pPr>
+            <w:r>
+              <w:rPr>
+                <w:rFonts w:asciiTheme="minorHAnsi" w:hAnsiTheme="minorHAnsi" w:cstheme="minorHAnsi"/>
+                <w:sz w:val="28"/>
+                <w:szCs w:val="28"/>
+              </w:rPr>
+              <w:t>Scenarios</w:t>
+            </w:r>
+          </w:p>
+        </w:tc>
+        <w:tc>
+          <w:tcPr>
+            <w:tcW w:w="1502" w:type="dxa"/>
+          </w:tcPr>
+          <w:p>
+            <w:pPr>
+              <w:pStyle w:val="NormalWeb"/>
+              <w:rPr>
+                <w:rFonts w:asciiTheme="minorHAnsi" w:hAnsiTheme="minorHAnsi" w:cstheme="minorHAnsi"/>
+                <w:sz w:val="28"/>
+                <w:szCs w:val="28"/>
+              </w:rPr>
+            </w:pPr>
+            <w:r>
+              <w:rPr>
+                <w:rFonts w:asciiTheme="minorHAnsi" w:hAnsiTheme="minorHAnsi" w:cstheme="minorHAnsi"/>
+                <w:sz w:val="28"/>
+                <w:szCs w:val="28"/>
+              </w:rPr>
+              <w:t xml:space="preserve">Expected Time taken </w:t>
+            </w:r>
+          </w:p>
+        </w:tc>
+        <w:tc>
+          <w:tcPr>
+            <w:tcW w:w="1503" w:type="dxa"/>
+          </w:tcPr>
+          <w:p>
+            <w:pPr>
+              <w:pStyle w:val="NormalWeb"/>
+              <w:rPr>
+                <w:rFonts w:asciiTheme="minorHAnsi" w:hAnsiTheme="minorHAnsi" w:cstheme="minorHAnsi"/>
+                <w:sz w:val="28"/>
+                <w:szCs w:val="28"/>
+              </w:rPr>
+            </w:pPr>
+            <w:r>
+              <w:rPr>
+                <w:rFonts w:asciiTheme="minorHAnsi" w:hAnsiTheme="minorHAnsi" w:cstheme="minorHAnsi"/>
+                <w:sz w:val="28"/>
+                <w:szCs w:val="28"/>
+              </w:rPr>
+              <w:t>Actual Time taken</w:t>
+            </w:r>
+          </w:p>
+        </w:tc>
+        <w:tc>
+          <w:tcPr>
+            <w:tcW w:w="1503" w:type="dxa"/>
+          </w:tcPr>
+          <w:p>
+            <w:pPr>
+              <w:pStyle w:val="NormalWeb"/>
+              <w:rPr>
+                <w:rFonts w:asciiTheme="minorHAnsi" w:hAnsiTheme="minorHAnsi" w:cstheme="minorHAnsi"/>
+                <w:sz w:val="28"/>
+                <w:szCs w:val="28"/>
+              </w:rPr>
+            </w:pPr>
+            <w:r>
+              <w:rPr>
+                <w:rFonts w:asciiTheme="minorHAnsi" w:hAnsiTheme="minorHAnsi" w:cstheme="minorHAnsi"/>
+                <w:sz w:val="28"/>
+                <w:szCs w:val="28"/>
+              </w:rPr>
+              <w:t xml:space="preserve">Expected clicks </w:t>
+            </w:r>
+          </w:p>
+        </w:tc>
+        <w:tc>
+          <w:tcPr>
+            <w:tcW w:w="1356" w:type="dxa"/>
+          </w:tcPr>
+          <w:p>
+            <w:pPr>
+              <w:pStyle w:val="NormalWeb"/>
+              <w:rPr>
+                <w:rFonts w:asciiTheme="minorHAnsi" w:hAnsiTheme="minorHAnsi" w:cstheme="minorHAnsi"/>
+                <w:sz w:val="28"/>
+                <w:szCs w:val="28"/>
+              </w:rPr>
+            </w:pPr>
+            <w:r>
+              <w:rPr>
+                <w:rFonts w:asciiTheme="minorHAnsi" w:hAnsiTheme="minorHAnsi" w:cstheme="minorHAnsi"/>
+                <w:sz w:val="28"/>
+                <w:szCs w:val="28"/>
+              </w:rPr>
+              <w:t>Actual clicks</w:t>
+            </w:r>
+          </w:p>
+        </w:tc>
+      </w:tr>
+      <w:tr>
+        <w:tc>
+          <w:tcPr>
+            <w:tcW w:w="1502" w:type="dxa"/>
+          </w:tcPr>
+          <w:p>
+            <w:pPr>
+              <w:pStyle w:val="NormalWeb"/>
+              <w:rPr>
+                <w:rFonts w:asciiTheme="minorHAnsi" w:hAnsiTheme="minorHAnsi" w:cstheme="minorHAnsi"/>
+                <w:sz w:val="28"/>
+                <w:szCs w:val="28"/>
+              </w:rPr>
+            </w:pPr>
+            <w:r>
+              <w:rPr>
+                <w:rFonts w:asciiTheme="minorHAnsi" w:hAnsiTheme="minorHAnsi" w:cstheme="minorHAnsi"/>
+                <w:sz w:val="28"/>
+                <w:szCs w:val="28"/>
+              </w:rPr>
+              <w:t>Register and Verify an Account</w:t>
+            </w:r>
+          </w:p>
+        </w:tc>
+        <w:tc>
+          <w:tcPr>
+            <w:tcW w:w="1502" w:type="dxa"/>
+          </w:tcPr>
+          <w:p>
+            <w:pPr>
+              <w:pStyle w:val="NormalWeb"/>
+              <w:rPr>
+                <w:rFonts w:asciiTheme="minorHAnsi" w:hAnsiTheme="minorHAnsi" w:cstheme="minorHAnsi"/>
+                <w:sz w:val="28"/>
+                <w:szCs w:val="28"/>
+              </w:rPr>
+            </w:pPr>
+            <w:r>
+              <w:rPr>
+                <w:rFonts w:asciiTheme="minorHAnsi" w:hAnsiTheme="minorHAnsi" w:cstheme="minorHAnsi"/>
+                <w:sz w:val="28"/>
+                <w:szCs w:val="28"/>
+              </w:rPr>
+              <w:t>30s</w:t>
+            </w:r>
+          </w:p>
+        </w:tc>
+        <w:tc>
+          <w:tcPr>
+            <w:tcW w:w="1503" w:type="dxa"/>
+          </w:tcPr>
+          <w:p>
+            <w:pPr>
+              <w:pStyle w:val="NormalWeb"/>
+              <w:rPr>
+                <w:rFonts w:asciiTheme="minorHAnsi" w:hAnsiTheme="minorHAnsi" w:cstheme="minorHAnsi"/>
+                <w:sz w:val="28"/>
+                <w:szCs w:val="28"/>
+              </w:rPr>
+            </w:pPr>
+          </w:p>
+        </w:tc>
+        <w:tc>
+          <w:tcPr>
+            <w:tcW w:w="1503" w:type="dxa"/>
+          </w:tcPr>
+          <w:p>
+            <w:pPr>
+              <w:pStyle w:val="NormalWeb"/>
+              <w:rPr>
+                <w:rFonts w:asciiTheme="minorHAnsi" w:hAnsiTheme="minorHAnsi" w:cstheme="minorHAnsi"/>
+                <w:sz w:val="28"/>
+                <w:szCs w:val="28"/>
+              </w:rPr>
+            </w:pPr>
+            <w:r>
+              <w:rPr>
+                <w:rFonts w:asciiTheme="minorHAnsi" w:hAnsiTheme="minorHAnsi" w:cstheme="minorHAnsi"/>
+                <w:sz w:val="28"/>
+                <w:szCs w:val="28"/>
+              </w:rPr>
+              <w:t>8</w:t>
+            </w:r>
+          </w:p>
+        </w:tc>
+        <w:tc>
+          <w:tcPr>
+            <w:tcW w:w="1356" w:type="dxa"/>
+          </w:tcPr>
+          <w:p>
+            <w:pPr>
+              <w:pStyle w:val="NormalWeb"/>
+              <w:rPr>
+                <w:rFonts w:asciiTheme="minorHAnsi" w:hAnsiTheme="minorHAnsi" w:cstheme="minorHAnsi"/>
+                <w:sz w:val="28"/>
+                <w:szCs w:val="28"/>
+              </w:rPr>
+            </w:pPr>
+          </w:p>
+        </w:tc>
+      </w:tr>
+      <w:tr>
+        <w:tc>
+          <w:tcPr>
+            <w:tcW w:w="1502" w:type="dxa"/>
+          </w:tcPr>
+          <w:p>
+            <w:pPr>
+              <w:pStyle w:val="NormalWeb"/>
+              <w:rPr>
+                <w:rFonts w:asciiTheme="minorHAnsi" w:hAnsiTheme="minorHAnsi" w:cstheme="minorHAnsi"/>
+                <w:sz w:val="28"/>
+                <w:szCs w:val="28"/>
+              </w:rPr>
+            </w:pPr>
+            <w:r>
+              <w:rPr>
+                <w:rFonts w:asciiTheme="minorHAnsi" w:hAnsiTheme="minorHAnsi" w:cstheme="minorHAnsi"/>
+                <w:sz w:val="28"/>
+                <w:szCs w:val="28"/>
+              </w:rPr>
+              <w:t xml:space="preserve">Log in using your account </w:t>
+            </w:r>
+          </w:p>
+        </w:tc>
+        <w:tc>
+          <w:tcPr>
+            <w:tcW w:w="1502" w:type="dxa"/>
+          </w:tcPr>
+          <w:p>
+            <w:pPr>
+              <w:pStyle w:val="NormalWeb"/>
+              <w:rPr>
+                <w:rFonts w:asciiTheme="minorHAnsi" w:hAnsiTheme="minorHAnsi" w:cstheme="minorHAnsi"/>
+                <w:sz w:val="28"/>
+                <w:szCs w:val="28"/>
+              </w:rPr>
+            </w:pPr>
+            <w:r>
+              <w:rPr>
+                <w:rFonts w:asciiTheme="minorHAnsi" w:hAnsiTheme="minorHAnsi" w:cstheme="minorHAnsi"/>
+                <w:sz w:val="28"/>
+                <w:szCs w:val="28"/>
+              </w:rPr>
+              <w:t>10s</w:t>
+            </w:r>
+          </w:p>
+        </w:tc>
+        <w:tc>
+          <w:tcPr>
+            <w:tcW w:w="1503" w:type="dxa"/>
+          </w:tcPr>
+          <w:p>
+            <w:pPr>
+              <w:pStyle w:val="NormalWeb"/>
+              <w:rPr>
+                <w:rFonts w:asciiTheme="minorHAnsi" w:hAnsiTheme="minorHAnsi" w:cstheme="minorHAnsi"/>
+                <w:sz w:val="28"/>
+                <w:szCs w:val="28"/>
+              </w:rPr>
+            </w:pPr>
+          </w:p>
+        </w:tc>
+        <w:tc>
+          <w:tcPr>
+            <w:tcW w:w="1503" w:type="dxa"/>
+          </w:tcPr>
+          <w:p>
+            <w:pPr>
+              <w:pStyle w:val="NormalWeb"/>
+              <w:rPr>
+                <w:rFonts w:asciiTheme="minorHAnsi" w:hAnsiTheme="minorHAnsi" w:cstheme="minorHAnsi"/>
+                <w:sz w:val="28"/>
+                <w:szCs w:val="28"/>
+              </w:rPr>
+            </w:pPr>
+            <w:r>
+              <w:rPr>
+                <w:rFonts w:asciiTheme="minorHAnsi" w:hAnsiTheme="minorHAnsi" w:cstheme="minorHAnsi"/>
+                <w:sz w:val="28"/>
+                <w:szCs w:val="28"/>
+              </w:rPr>
+              <w:t>3</w:t>
+            </w:r>
+          </w:p>
+        </w:tc>
+        <w:tc>
+          <w:tcPr>
+            <w:tcW w:w="1356" w:type="dxa"/>
+          </w:tcPr>
+          <w:p>
+            <w:pPr>
+              <w:pStyle w:val="NormalWeb"/>
+              <w:rPr>
+                <w:rFonts w:asciiTheme="minorHAnsi" w:hAnsiTheme="minorHAnsi" w:cstheme="minorHAnsi"/>
+                <w:sz w:val="28"/>
+                <w:szCs w:val="28"/>
+              </w:rPr>
+            </w:pPr>
+          </w:p>
+        </w:tc>
+      </w:tr>
+      <w:tr>
+        <w:tc>
+          <w:tcPr>
+            <w:tcW w:w="1502" w:type="dxa"/>
+          </w:tcPr>
+          <w:p>
+            <w:pPr>
+              <w:pStyle w:val="NormalWeb"/>
+              <w:rPr>
+                <w:rFonts w:asciiTheme="minorHAnsi" w:hAnsiTheme="minorHAnsi" w:cstheme="minorHAnsi"/>
+                <w:sz w:val="28"/>
+                <w:szCs w:val="28"/>
+              </w:rPr>
+            </w:pPr>
+            <w:r>
+              <w:rPr>
+                <w:rFonts w:asciiTheme="minorHAnsi" w:hAnsiTheme="minorHAnsi" w:cstheme="minorHAnsi"/>
+                <w:sz w:val="28"/>
+                <w:szCs w:val="28"/>
+              </w:rPr>
+              <w:t>Search for a product and view its details</w:t>
+            </w:r>
+          </w:p>
+        </w:tc>
+        <w:tc>
+          <w:tcPr>
+            <w:tcW w:w="1502" w:type="dxa"/>
+          </w:tcPr>
+          <w:p>
+            <w:pPr>
+              <w:pStyle w:val="NormalWeb"/>
+              <w:rPr>
+                <w:rFonts w:asciiTheme="minorHAnsi" w:hAnsiTheme="minorHAnsi" w:cstheme="minorHAnsi"/>
+                <w:sz w:val="28"/>
+                <w:szCs w:val="28"/>
+              </w:rPr>
+            </w:pPr>
+            <w:r>
+              <w:rPr>
+                <w:rFonts w:asciiTheme="minorHAnsi" w:hAnsiTheme="minorHAnsi" w:cstheme="minorHAnsi"/>
+                <w:sz w:val="28"/>
+                <w:szCs w:val="28"/>
+              </w:rPr>
+              <w:t>10s</w:t>
+            </w:r>
+          </w:p>
+        </w:tc>
+        <w:tc>
+          <w:tcPr>
+            <w:tcW w:w="1503" w:type="dxa"/>
+          </w:tcPr>
+          <w:p>
+            <w:pPr>
+              <w:pStyle w:val="NormalWeb"/>
+              <w:rPr>
+                <w:rFonts w:asciiTheme="minorHAnsi" w:hAnsiTheme="minorHAnsi" w:cstheme="minorHAnsi"/>
+                <w:sz w:val="28"/>
+                <w:szCs w:val="28"/>
+              </w:rPr>
+            </w:pPr>
+          </w:p>
+        </w:tc>
+        <w:tc>
+          <w:tcPr>
+            <w:tcW w:w="1503" w:type="dxa"/>
+          </w:tcPr>
+          <w:p>
+            <w:pPr>
+              <w:pStyle w:val="NormalWeb"/>
+              <w:rPr>
+                <w:rFonts w:asciiTheme="minorHAnsi" w:hAnsiTheme="minorHAnsi" w:cstheme="minorHAnsi"/>
+                <w:sz w:val="28"/>
+                <w:szCs w:val="28"/>
+              </w:rPr>
+            </w:pPr>
+            <w:r>
+              <w:rPr>
+                <w:rFonts w:asciiTheme="minorHAnsi" w:hAnsiTheme="minorHAnsi" w:cstheme="minorHAnsi"/>
+                <w:sz w:val="28"/>
+                <w:szCs w:val="28"/>
+              </w:rPr>
+              <w:t>4</w:t>
+            </w:r>
+          </w:p>
+        </w:tc>
+        <w:tc>
+          <w:tcPr>
+            <w:tcW w:w="1356" w:type="dxa"/>
+          </w:tcPr>
+          <w:p>
+            <w:pPr>
+              <w:pStyle w:val="NormalWeb"/>
+              <w:rPr>
+                <w:rFonts w:asciiTheme="minorHAnsi" w:hAnsiTheme="minorHAnsi" w:cstheme="minorHAnsi"/>
+                <w:sz w:val="28"/>
+                <w:szCs w:val="28"/>
+              </w:rPr>
+            </w:pPr>
+          </w:p>
+        </w:tc>
+      </w:tr>
+      <w:tr>
+        <w:tc>
+          <w:tcPr>
+            <w:tcW w:w="1502" w:type="dxa"/>
+          </w:tcPr>
+          <w:p>
+            <w:pPr>
+              <w:pStyle w:val="NormalWeb"/>
+              <w:rPr>
+                <w:rFonts w:asciiTheme="minorHAnsi" w:hAnsiTheme="minorHAnsi" w:cstheme="minorHAnsi"/>
+                <w:sz w:val="28"/>
+                <w:szCs w:val="28"/>
+              </w:rPr>
+            </w:pPr>
+            <w:r>
+              <w:rPr>
+                <w:rFonts w:asciiTheme="minorHAnsi" w:hAnsiTheme="minorHAnsi" w:cstheme="minorHAnsi"/>
+                <w:sz w:val="28"/>
+                <w:szCs w:val="28"/>
+              </w:rPr>
+              <w:t xml:space="preserve">Add product to your basket </w:t>
+            </w:r>
+          </w:p>
+        </w:tc>
+        <w:tc>
+          <w:tcPr>
+            <w:tcW w:w="1502" w:type="dxa"/>
+          </w:tcPr>
+          <w:p>
+            <w:pPr>
+              <w:pStyle w:val="NormalWeb"/>
+              <w:rPr>
+                <w:rFonts w:asciiTheme="minorHAnsi" w:hAnsiTheme="minorHAnsi" w:cstheme="minorHAnsi"/>
+                <w:sz w:val="28"/>
+                <w:szCs w:val="28"/>
+              </w:rPr>
+            </w:pPr>
+            <w:r>
+              <w:rPr>
+                <w:rFonts w:asciiTheme="minorHAnsi" w:hAnsiTheme="minorHAnsi" w:cstheme="minorHAnsi"/>
+                <w:sz w:val="28"/>
+                <w:szCs w:val="28"/>
+              </w:rPr>
+              <w:t>5s</w:t>
+            </w:r>
+          </w:p>
+        </w:tc>
+        <w:tc>
+          <w:tcPr>
+            <w:tcW w:w="1503" w:type="dxa"/>
+          </w:tcPr>
+          <w:p>
+            <w:pPr>
+              <w:pStyle w:val="NormalWeb"/>
+              <w:rPr>
+                <w:rFonts w:asciiTheme="minorHAnsi" w:hAnsiTheme="minorHAnsi" w:cstheme="minorHAnsi"/>
+                <w:sz w:val="28"/>
+                <w:szCs w:val="28"/>
+              </w:rPr>
+            </w:pPr>
+          </w:p>
+        </w:tc>
+        <w:tc>
+          <w:tcPr>
+            <w:tcW w:w="1503" w:type="dxa"/>
+          </w:tcPr>
+          <w:p>
+            <w:pPr>
+              <w:pStyle w:val="NormalWeb"/>
+              <w:rPr>
+                <w:rFonts w:asciiTheme="minorHAnsi" w:hAnsiTheme="minorHAnsi" w:cstheme="minorHAnsi"/>
+                <w:sz w:val="28"/>
+                <w:szCs w:val="28"/>
+              </w:rPr>
+            </w:pPr>
+            <w:r>
+              <w:rPr>
+                <w:rFonts w:asciiTheme="minorHAnsi" w:hAnsiTheme="minorHAnsi" w:cstheme="minorHAnsi"/>
+                <w:sz w:val="28"/>
+                <w:szCs w:val="28"/>
+              </w:rPr>
+              <w:t>2</w:t>
+            </w:r>
+          </w:p>
+        </w:tc>
+        <w:tc>
+          <w:tcPr>
+            <w:tcW w:w="1356" w:type="dxa"/>
+          </w:tcPr>
+          <w:p>
+            <w:pPr>
+              <w:pStyle w:val="NormalWeb"/>
+              <w:rPr>
+                <w:rFonts w:asciiTheme="minorHAnsi" w:hAnsiTheme="minorHAnsi" w:cstheme="minorHAnsi"/>
+                <w:sz w:val="28"/>
+                <w:szCs w:val="28"/>
+              </w:rPr>
+            </w:pPr>
+          </w:p>
+        </w:tc>
+      </w:tr>
+      <w:tr>
+        <w:tc>
+          <w:tcPr>
+            <w:tcW w:w="1502" w:type="dxa"/>
+          </w:tcPr>
+          <w:p>
+            <w:pPr>
+              <w:pStyle w:val="NormalWeb"/>
+              <w:rPr>
+                <w:rFonts w:asciiTheme="minorHAnsi" w:hAnsiTheme="minorHAnsi" w:cstheme="minorHAnsi"/>
+                <w:sz w:val="28"/>
+                <w:szCs w:val="28"/>
+              </w:rPr>
+            </w:pPr>
+            <w:r>
+              <w:rPr>
+                <w:rFonts w:asciiTheme="minorHAnsi" w:hAnsiTheme="minorHAnsi" w:cstheme="minorHAnsi"/>
+                <w:sz w:val="28"/>
+                <w:szCs w:val="28"/>
+              </w:rPr>
+              <w:t xml:space="preserve">Proceed to checkout </w:t>
+            </w:r>
+            <w:r>
+              <w:rPr>
+                <w:rFonts w:asciiTheme="minorHAnsi" w:hAnsiTheme="minorHAnsi" w:cstheme="minorHAnsi"/>
+                <w:sz w:val="28"/>
+                <w:szCs w:val="28"/>
+              </w:rPr>
+              <w:lastRenderedPageBreak/>
+              <w:t>and place an order</w:t>
+            </w:r>
+          </w:p>
+        </w:tc>
+        <w:tc>
+          <w:tcPr>
+            <w:tcW w:w="1502" w:type="dxa"/>
+          </w:tcPr>
+          <w:p>
+            <w:pPr>
+              <w:pStyle w:val="NormalWeb"/>
+              <w:rPr>
+                <w:rFonts w:asciiTheme="minorHAnsi" w:hAnsiTheme="minorHAnsi" w:cstheme="minorHAnsi"/>
+                <w:sz w:val="28"/>
+                <w:szCs w:val="28"/>
+              </w:rPr>
+            </w:pPr>
+            <w:r>
+              <w:rPr>
+                <w:rFonts w:asciiTheme="minorHAnsi" w:hAnsiTheme="minorHAnsi" w:cstheme="minorHAnsi"/>
+                <w:sz w:val="28"/>
+                <w:szCs w:val="28"/>
+              </w:rPr>
+              <w:lastRenderedPageBreak/>
+              <w:t>10s</w:t>
+            </w:r>
+          </w:p>
+        </w:tc>
+        <w:tc>
+          <w:tcPr>
+            <w:tcW w:w="1503" w:type="dxa"/>
+          </w:tcPr>
+          <w:p>
+            <w:pPr>
+              <w:pStyle w:val="NormalWeb"/>
+              <w:rPr>
+                <w:rFonts w:asciiTheme="minorHAnsi" w:hAnsiTheme="minorHAnsi" w:cstheme="minorHAnsi"/>
+                <w:sz w:val="28"/>
+                <w:szCs w:val="28"/>
+              </w:rPr>
+            </w:pPr>
+          </w:p>
+        </w:tc>
+        <w:tc>
+          <w:tcPr>
+            <w:tcW w:w="1503" w:type="dxa"/>
+          </w:tcPr>
+          <w:p>
+            <w:pPr>
+              <w:pStyle w:val="NormalWeb"/>
+              <w:rPr>
+                <w:rFonts w:asciiTheme="minorHAnsi" w:hAnsiTheme="minorHAnsi" w:cstheme="minorHAnsi"/>
+                <w:sz w:val="28"/>
+                <w:szCs w:val="28"/>
+              </w:rPr>
+            </w:pPr>
+            <w:r>
+              <w:rPr>
+                <w:rFonts w:asciiTheme="minorHAnsi" w:hAnsiTheme="minorHAnsi" w:cstheme="minorHAnsi"/>
+                <w:sz w:val="28"/>
+                <w:szCs w:val="28"/>
+              </w:rPr>
+              <w:t>5</w:t>
+            </w:r>
+          </w:p>
+        </w:tc>
+        <w:tc>
+          <w:tcPr>
+            <w:tcW w:w="1356" w:type="dxa"/>
+          </w:tcPr>
+          <w:p>
+            <w:pPr>
+              <w:pStyle w:val="NormalWeb"/>
+              <w:rPr>
+                <w:rFonts w:asciiTheme="minorHAnsi" w:hAnsiTheme="minorHAnsi" w:cstheme="minorHAnsi"/>
+                <w:sz w:val="28"/>
+                <w:szCs w:val="28"/>
+              </w:rPr>
+            </w:pPr>
+          </w:p>
+        </w:tc>
+      </w:tr>
+    </w:tbl>
+    <w:p>
+      <w:pPr>
+        <w:pStyle w:val="NormalWeb"/>
+        <w:rPr>
+          <w:rFonts w:asciiTheme="minorHAnsi" w:hAnsiTheme="minorHAnsi" w:cstheme="minorHAnsi"/>
+          <w:sz w:val="28"/>
+          <w:szCs w:val="28"/>
+        </w:rPr>
+      </w:pPr>
+    </w:p>
+    <w:p>
+      <w:pPr>
+        <w:pStyle w:val="Heading2"/>
+        <w:rPr>
+          <w:rStyle w:val="Heading1Char"/>
+        </w:rPr>
+      </w:pPr>
+      <w:r>
+        <w:rPr>
+          <w:rStyle w:val="Heading1Char"/>
+        </w:rPr>
+        <w:t>Conclusion</w:t>
+      </w:r>
+    </w:p>
+    <w:p>
+      <w:pPr>
+        <w:rPr>
+          <w:sz w:val="28"/>
+          <w:szCs w:val="28"/>
+        </w:rPr>
+      </w:pPr>
+      <w:r>
+        <w:rPr>
+          <w:sz w:val="28"/>
+          <w:szCs w:val="28"/>
+        </w:rPr>
+        <w:br/>
+      </w:r>
+      <w:r>
+        <w:rPr>
+          <w:sz w:val="28"/>
+          <w:szCs w:val="28"/>
+        </w:rPr>
+        <w:t>Using a combination of questionnaires, observation, and paired coding reviews provides a well-rounded approach to gathering feedback for the Greenfield Local Hub system. Questionnaires help collect structured opinions from non-technical users, while observation allows real-time identification of usability issues during task completion. Paired coding reviews ensure the technical quality of the system is maintained by identifying improvements in code structure, efficiency, and best practices.</w:t>
+      </w:r>
+    </w:p>
+    <w:p>
+      <w:pPr>
+        <w:spacing w:before="100" w:beforeAutospacing="1" w:after="100" w:afterAutospacing="1" w:line="240" w:lineRule="auto"/>
+        <w:rPr>
+          <w:rFonts w:eastAsia="Times New Roman" w:cstheme="minorHAnsi"/>
+          <w:sz w:val="28"/>
+          <w:szCs w:val="28"/>
+          <w:lang w:eastAsia="en-GB"/>
+        </w:rPr>
+      </w:pPr>
+      <w:r>
+        <w:rPr>
+          <w:rFonts w:eastAsia="Times New Roman" w:cstheme="minorHAnsi"/>
+          <w:sz w:val="28"/>
+          <w:szCs w:val="28"/>
+          <w:lang w:eastAsia="en-GB"/>
+        </w:rPr>
+        <w:t>Although each method has some limitations, such as potential bias in questionnaires or the time required for observations and reviews, together they provide both qualitative and quantitative insights. This combined approach ensures that the system is not only functional and efficient but also user-friendly and accessible, supporting continuous improvement based on real user and developer feedback.</w:t>
+      </w:r>
+    </w:p>
+    <w:p>
+      <w:pPr>
+        <w:pStyle w:val="Heading1"/>
+      </w:pPr>
+    </w:p>
+    <w:p>
+      <w:pPr>
+        <w:pStyle w:val="Heading1"/>
+      </w:pPr>
+      <w:r>
+        <w:t>Feedback Sheets and Resources</w:t>
+      </w:r>
+    </w:p>
+    <w:p>
+      <w:pPr>
+        <w:pStyle w:val="Heading2"/>
+      </w:pPr>
+      <w:r>
         <w:t>Non-technical questions</w:t>
       </w:r>
     </w:p>
@@ -1023,30 +1713,16 @@
           <w:lang w:eastAsia="en-GB"/>
         </w:rPr>
       </w:pPr>
-      <w:hyperlink r:id="rId5" w:history="1">
-        <w:proofErr w:type="spellStart"/>
+      <w:hyperlink r:id="rId7" w:history="1">
         <w:r>
           <w:rPr>
+            <w:rStyle w:val="Hyperlink"/>
             <w:rFonts w:ascii="Times New Roman" w:eastAsia="Times New Roman" w:hAnsi="Times New Roman" w:cs="Times New Roman"/>
-            <w:color w:val="0000FF"/>
             <w:sz w:val="24"/>
             <w:szCs w:val="24"/>
-            <w:u w:val="single"/>
             <w:lang w:eastAsia="en-GB"/>
           </w:rPr>
-          <w:t>GreenField</w:t>
-        </w:r>
-        <w:proofErr w:type="spellEnd"/>
-        <w:r>
-          <w:rPr>
-            <w:rFonts w:ascii="Times New Roman" w:eastAsia="Times New Roman" w:hAnsi="Times New Roman" w:cs="Times New Roman"/>
-            <w:color w:val="0000FF"/>
-            <w:sz w:val="24"/>
-            <w:szCs w:val="24"/>
-            <w:u w:val="single"/>
-            <w:lang w:eastAsia="en-GB"/>
-          </w:rPr>
-          <w:t xml:space="preserve"> Local Hub Survey – Fill out form</w:t>
+          <w:t>https://forms.cloud.microsoft/Pages/DesignPageV2.aspx?prevorigin=Marketing&amp;origin=NeoPortalPage&amp;subpage=design&amp;id=DQSIkWdsW0yxEjajBLZtrQAAAAAAAAAAAAO__W0F6qVUM1M4RTMzWUdLR1ZUNzFERk1XNUhUMjNZTy4u</w:t>
         </w:r>
       </w:hyperlink>
     </w:p>
@@ -1071,15 +1747,80 @@
           <w:lang w:eastAsia="en-GB"/>
         </w:rPr>
       </w:pPr>
-      <w:r>
+    </w:p>
+    <w:p>
+      <w:pPr>
+        <w:pStyle w:val="Heading2"/>
+        <w:rPr>
+          <w:color w:val="auto"/>
+        </w:rPr>
+      </w:pPr>
+      <w:r>
+        <w:t>Observations-Non-technical audience (scenario-based feedback)</w:t>
+      </w:r>
+    </w:p>
+    <w:p>
+      <w:pPr>
+        <w:rPr>
+          <w:lang w:eastAsia="en-GB"/>
+        </w:rPr>
+      </w:pPr>
+      <w:hyperlink r:id="rId8" w:history="1">
+        <w:r>
+          <w:rPr>
+            <w:rStyle w:val="Hyperlink"/>
+            <w:rFonts w:eastAsia="Times New Roman"/>
+            <w:lang w:eastAsia="en-GB"/>
+          </w:rPr>
+          <w:t>https://forms.cloud.microsoft/Pages/DesignPageV2.aspx?origin=shell&amp;subpage=design&amp;id=sNuNM79BBkaNEj2FTSnwyUXAkdG7sw9Bvf8cwkIRhsxUNEZVV0JSNldQNFpDSE1CVkVTUVQwQVlZSi4u&amp;branchingelementid=r428588140adc47728c23ed2c0d1ef123</w:t>
+        </w:r>
+      </w:hyperlink>
+    </w:p>
+    <w:p>
+      <w:pPr>
+        <w:rPr>
+          <w:lang w:eastAsia="en-GB"/>
+        </w:rPr>
+      </w:pPr>
+    </w:p>
+    <w:p>
+      <w:pPr>
+        <w:pStyle w:val="Heading2"/>
+        <w:rPr>
+          <w:rFonts w:eastAsia="Times New Roman"/>
+          <w:lang w:eastAsia="en-GB"/>
+        </w:rPr>
+      </w:pPr>
+      <w:r>
+        <w:rPr>
+          <w:rFonts w:eastAsia="Times New Roman"/>
+          <w:lang w:eastAsia="en-GB"/>
+        </w:rPr>
+        <w:t>Technical Questions</w:t>
+      </w:r>
+    </w:p>
+    <w:p>
+      <w:pPr>
+        <w:spacing w:after="0" w:line="240" w:lineRule="auto"/>
         <w:rPr>
           <w:rFonts w:ascii="Times New Roman" w:eastAsia="Times New Roman" w:hAnsi="Times New Roman" w:cs="Times New Roman"/>
           <w:sz w:val="24"/>
           <w:szCs w:val="24"/>
           <w:lang w:eastAsia="en-GB"/>
         </w:rPr>
-        <w:t>Technical Questions</w:t>
-      </w:r>
+      </w:pPr>
+      <w:hyperlink r:id="rId9" w:history="1">
+        <w:r>
+          <w:rPr>
+            <w:rStyle w:val="Hyperlink"/>
+            <w:rFonts w:ascii="Times New Roman" w:eastAsia="Times New Roman" w:hAnsi="Times New Roman" w:cs="Times New Roman"/>
+            <w:sz w:val="24"/>
+            <w:szCs w:val="24"/>
+            <w:lang w:eastAsia="en-GB"/>
+          </w:rPr>
+          <w:t>https://forms.cloud.microsoft/Pages/DesignPageV2.aspx?prevorigin=Marketing&amp;origin=NeoPortalPage&amp;subpage=design&amp;id=DQSIkWdsW0yxEjajBLZtrQAAAAAAAAAAAAO__W0F6qVUN0Q4WlVQNTZGRTRYR1ZSS1Q2R0E2UUFTSS4u</w:t>
+        </w:r>
+      </w:hyperlink>
     </w:p>
     <w:p>
       <w:pPr>
@@ -1091,32 +1832,23 @@
           <w:lang w:eastAsia="en-GB"/>
         </w:rPr>
       </w:pPr>
-      <w:hyperlink r:id="rId6" w:history="1">
-        <w:proofErr w:type="spellStart"/>
-        <w:r>
-          <w:rPr>
-            <w:rFonts w:ascii="Times New Roman" w:eastAsia="Times New Roman" w:hAnsi="Times New Roman" w:cs="Times New Roman"/>
-            <w:color w:val="0000FF"/>
-            <w:sz w:val="24"/>
-            <w:szCs w:val="24"/>
-            <w:u w:val="single"/>
-            <w:lang w:eastAsia="en-GB"/>
-          </w:rPr>
-          <w:t>GreenField</w:t>
-        </w:r>
-        <w:proofErr w:type="spellEnd"/>
-        <w:r>
-          <w:rPr>
-            <w:rFonts w:ascii="Times New Roman" w:eastAsia="Times New Roman" w:hAnsi="Times New Roman" w:cs="Times New Roman"/>
-            <w:color w:val="0000FF"/>
-            <w:sz w:val="24"/>
-            <w:szCs w:val="24"/>
-            <w:u w:val="single"/>
-            <w:lang w:eastAsia="en-GB"/>
-          </w:rPr>
-          <w:t xml:space="preserve"> Local Hub Survey – Fill out form</w:t>
-        </w:r>
-      </w:hyperlink>
+    </w:p>
+    <w:p>
+      <w:pPr>
+        <w:pStyle w:val="Heading2"/>
+        <w:rPr>
+          <w:rFonts w:eastAsia="Times New Roman"/>
+          <w:lang w:eastAsia="en-GB"/>
+        </w:rPr>
+      </w:pPr>
+      <w:r>
+        <w:rPr>
+          <w:rFonts w:eastAsia="Times New Roman"/>
+          <w:lang w:eastAsia="en-GB"/>
+        </w:rPr>
+        <w:lastRenderedPageBreak/>
+        <w:t>Paired code review</w:t>
+      </w:r>
     </w:p>
     <w:p>
       <w:pPr>
@@ -1128,6 +1860,18 @@
           <w:lang w:eastAsia="en-GB"/>
         </w:rPr>
       </w:pPr>
+      <w:hyperlink r:id="rId10" w:history="1">
+        <w:r>
+          <w:rPr>
+            <w:rStyle w:val="Hyperlink"/>
+            <w:rFonts w:ascii="Times New Roman" w:eastAsia="Times New Roman" w:hAnsi="Times New Roman" w:cs="Times New Roman"/>
+            <w:sz w:val="24"/>
+            <w:szCs w:val="24"/>
+            <w:lang w:eastAsia="en-GB"/>
+          </w:rPr>
+          <w:t>https://forms.cloud.microsoft/Pages/DesignPageV2.aspx?prevorigin=Marketing&amp;origin=NeoPortalPage&amp;subpage=design&amp;id=DQSIkWdsW0yxEjajBLZtrQAAAAAAAAAAAAO__W0F6qVUOERRTDFDTDNMTkUyUFk4VEk4Q09RSTlFNC4u</w:t>
+        </w:r>
+      </w:hyperlink>
     </w:p>
     <w:p>
       <w:pPr>
@@ -1139,61 +1883,144 @@
           <w:lang w:eastAsia="en-GB"/>
         </w:rPr>
       </w:pPr>
-      <w:r>
-        <w:rPr>
-          <w:rFonts w:ascii="Times New Roman" w:eastAsia="Times New Roman" w:hAnsi="Times New Roman" w:cs="Times New Roman"/>
-          <w:sz w:val="24"/>
-          <w:szCs w:val="24"/>
-          <w:lang w:eastAsia="en-GB"/>
-        </w:rPr>
-        <w:t>Paired code review</w:t>
-      </w:r>
-    </w:p>
-    <w:p>
-      <w:pPr>
-        <w:spacing w:after="0" w:line="240" w:lineRule="auto"/>
-        <w:rPr>
-          <w:rFonts w:ascii="Times New Roman" w:eastAsia="Times New Roman" w:hAnsi="Times New Roman" w:cs="Times New Roman"/>
-          <w:sz w:val="24"/>
-          <w:szCs w:val="24"/>
-          <w:lang w:eastAsia="en-GB"/>
-        </w:rPr>
-      </w:pPr>
-      <w:hyperlink r:id="rId7" w:history="1">
-        <w:proofErr w:type="spellStart"/>
-        <w:r>
-          <w:rPr>
-            <w:rFonts w:ascii="Times New Roman" w:eastAsia="Times New Roman" w:hAnsi="Times New Roman" w:cs="Times New Roman"/>
-            <w:color w:val="0000FF"/>
-            <w:sz w:val="24"/>
-            <w:szCs w:val="24"/>
-            <w:u w:val="single"/>
-            <w:lang w:eastAsia="en-GB"/>
-          </w:rPr>
-          <w:t>GreenField</w:t>
-        </w:r>
-        <w:proofErr w:type="spellEnd"/>
-        <w:r>
-          <w:rPr>
-            <w:rFonts w:ascii="Times New Roman" w:eastAsia="Times New Roman" w:hAnsi="Times New Roman" w:cs="Times New Roman"/>
-            <w:color w:val="0000FF"/>
-            <w:sz w:val="24"/>
-            <w:szCs w:val="24"/>
-            <w:u w:val="single"/>
-            <w:lang w:eastAsia="en-GB"/>
-          </w:rPr>
-          <w:t xml:space="preserve"> Local Hub Survey – Fill out form</w:t>
-        </w:r>
-      </w:hyperlink>
-    </w:p>
-    <w:p>
-      <w:pPr>
-        <w:spacing w:after="0" w:line="240" w:lineRule="auto"/>
-        <w:rPr>
-          <w:rFonts w:ascii="Times New Roman" w:eastAsia="Times New Roman" w:hAnsi="Times New Roman" w:cs="Times New Roman"/>
-          <w:sz w:val="24"/>
-          <w:szCs w:val="24"/>
-          <w:lang w:eastAsia="en-GB"/>
+    </w:p>
+    <w:p>
+      <w:pPr>
+        <w:rPr>
+          <w:rFonts w:cstheme="minorHAnsi"/>
+          <w:sz w:val="28"/>
+          <w:szCs w:val="28"/>
+        </w:rPr>
+      </w:pPr>
+    </w:p>
+    <w:p>
+      <w:pPr>
+        <w:rPr>
+          <w:rFonts w:cstheme="minorHAnsi"/>
+          <w:sz w:val="28"/>
+          <w:szCs w:val="28"/>
+        </w:rPr>
+      </w:pPr>
+    </w:p>
+    <w:p>
+      <w:pPr>
+        <w:pStyle w:val="Heading1"/>
+      </w:pPr>
+      <w:r>
+        <w:t>Things I still need to do after the questionnaires has been completed.</w:t>
+      </w:r>
+    </w:p>
+    <w:p>
+      <w:pPr>
+        <w:pStyle w:val="ListParagraph"/>
+        <w:numPr>
+          <w:ilvl w:val="0"/>
+          <w:numId w:val="3"/>
+        </w:numPr>
+        <w:rPr>
+          <w:rFonts w:cstheme="minorHAnsi"/>
+          <w:sz w:val="28"/>
+          <w:szCs w:val="28"/>
+        </w:rPr>
+      </w:pPr>
+      <w:r>
+        <w:rPr>
+          <w:rFonts w:cstheme="minorHAnsi"/>
+          <w:sz w:val="28"/>
+          <w:szCs w:val="28"/>
+        </w:rPr>
+        <w:t>Summary of Findings</w:t>
+      </w:r>
+    </w:p>
+    <w:p>
+      <w:pPr>
+        <w:pStyle w:val="ListParagraph"/>
+        <w:numPr>
+          <w:ilvl w:val="0"/>
+          <w:numId w:val="3"/>
+        </w:numPr>
+        <w:rPr>
+          <w:rFonts w:cstheme="minorHAnsi"/>
+          <w:sz w:val="28"/>
+          <w:szCs w:val="28"/>
+        </w:rPr>
+      </w:pPr>
+      <w:r>
+        <w:rPr>
+          <w:rFonts w:cstheme="minorHAnsi"/>
+          <w:sz w:val="28"/>
+          <w:szCs w:val="28"/>
+        </w:rPr>
+        <w:t>Paired coding reviews-Technical Audience</w:t>
+      </w:r>
+    </w:p>
+    <w:p>
+      <w:pPr>
+        <w:pStyle w:val="ListParagraph"/>
+        <w:numPr>
+          <w:ilvl w:val="0"/>
+          <w:numId w:val="3"/>
+        </w:numPr>
+        <w:rPr>
+          <w:rFonts w:cstheme="minorHAnsi"/>
+          <w:sz w:val="28"/>
+          <w:szCs w:val="28"/>
+        </w:rPr>
+      </w:pPr>
+      <w:r>
+        <w:rPr>
+          <w:rFonts w:cstheme="minorHAnsi"/>
+          <w:sz w:val="28"/>
+          <w:szCs w:val="28"/>
+        </w:rPr>
+        <w:t>Questionnaires-Non-technical Audience</w:t>
+      </w:r>
+    </w:p>
+    <w:p>
+      <w:pPr>
+        <w:pStyle w:val="ListParagraph"/>
+        <w:numPr>
+          <w:ilvl w:val="0"/>
+          <w:numId w:val="3"/>
+        </w:numPr>
+        <w:rPr>
+          <w:rFonts w:cstheme="minorHAnsi"/>
+          <w:sz w:val="28"/>
+          <w:szCs w:val="28"/>
+        </w:rPr>
+      </w:pPr>
+      <w:r>
+        <w:rPr>
+          <w:rFonts w:cstheme="minorHAnsi"/>
+          <w:sz w:val="28"/>
+          <w:szCs w:val="28"/>
+        </w:rPr>
+        <w:t xml:space="preserve">Observations – Non-technical </w:t>
+      </w:r>
+      <w:r>
+        <w:rPr>
+          <w:rFonts w:cstheme="minorHAnsi"/>
+          <w:sz w:val="28"/>
+          <w:szCs w:val="28"/>
+        </w:rPr>
+        <w:t>Audience (scenario-based feedback)</w:t>
+      </w:r>
+    </w:p>
+    <w:p>
+      <w:pPr>
+        <w:rPr>
+          <w:rFonts w:cstheme="minorHAnsi"/>
+          <w:sz w:val="28"/>
+          <w:szCs w:val="28"/>
+        </w:rPr>
+      </w:pPr>
+    </w:p>
+    <w:p>
+      <w:pPr>
+        <w:rPr>
+          <w:rFonts w:cstheme="minorHAnsi"/>
+          <w:sz w:val="28"/>
+          <w:szCs w:val="28"/>
         </w:rPr>
       </w:pPr>
     </w:p>
@@ -1214,6 +2041,56 @@
     </w:sectPr>
   </w:body>
 </w:document>
+</file>
+
+<file path=word/endnotes.xml><?xml version="1.0" encoding="utf-8"?>
+<w:endnotes xmlns:wpc="http://schemas.microsoft.com/office/word/2010/wordprocessingCanvas" xmlns:cx="http://schemas.microsoft.com/office/drawing/2014/chartex" xmlns:cx1="http://schemas.microsoft.com/office/drawing/2015/9/8/chartex" xmlns:cx2="http://schemas.microsoft.com/office/drawing/2015/10/21/chartex" xmlns:cx3="http://schemas.microsoft.com/office/drawing/2016/5/9/chartex" xmlns:cx4="http://schemas.microsoft.com/office/drawing/2016/5/10/chartex" xmlns:cx5="http://schemas.microsoft.com/office/drawing/2016/5/11/chartex" xmlns:cx6="http://schemas.microsoft.com/office/drawing/2016/5/12/chartex" xmlns:cx7="http://schemas.microsoft.com/office/drawing/2016/5/13/chartex" xmlns:cx8="http://schemas.microsoft.com/office/drawing/2016/5/14/chartex" xmlns:mc="http://schemas.openxmlformats.org/markup-compatibility/2006" xmlns:aink="http://schemas.microsoft.com/office/drawing/2016/ink" xmlns:am3d="http://schemas.microsoft.com/office/drawing/2017/model3d" xmlns:o="urn:schemas-microsoft-com:office:office" xmlns:r="http://schemas.openxmlformats.org/officeDocument/2006/relationships" xmlns:m="http://schemas.openxmlformats.org/officeDocument/2006/math" xmlns:v="urn:schemas-microsoft-com:vml" xmlns:wp14="http://schemas.microsoft.com/office/word/2010/wordprocessingDrawing" xmlns:wp="http://schemas.openxmlformats.org/drawingml/2006/wordprocessingDrawing" xmlns:w10="urn:schemas-microsoft-com:office:word" xmlns:w="http://schemas.openxmlformats.org/wordprocessingml/2006/main" xmlns:w14="http://schemas.microsoft.com/office/word/2010/wordml" xmlns:w15="http://schemas.microsoft.com/office/word/2012/wordml" xmlns:w16cex="http://schemas.microsoft.com/office/word/2018/wordml/cex" xmlns:w16cid="http://schemas.microsoft.com/office/word/2016/wordml/cid" xmlns:w16="http://schemas.microsoft.com/office/word/2018/wordml" xmlns:w16sdtdh="http://schemas.microsoft.com/office/word/2020/wordml/sdtdatahash" xmlns:w16se="http://schemas.microsoft.com/office/word/2015/wordml/symex" xmlns:wpg="http://schemas.microsoft.com/office/word/2010/wordprocessingGroup" xmlns:wpi="http://schemas.microsoft.com/office/word/2010/wordprocessingInk" xmlns:wne="http://schemas.microsoft.com/office/word/2006/wordml" xmlns:wps="http://schemas.microsoft.com/office/word/2010/wordprocessingShape" mc:Ignorable="w14 w15 w16se w16cid w16 w16cex w16sdtdh wp14">
+  <w:endnote w:type="separator" w:id="-1">
+    <w:p>
+      <w:pPr>
+        <w:spacing w:after="0" w:line="240" w:lineRule="auto"/>
+      </w:pPr>
+      <w:r>
+        <w:separator/>
+      </w:r>
+    </w:p>
+  </w:endnote>
+  <w:endnote w:type="continuationSeparator" w:id="0">
+    <w:p>
+      <w:pPr>
+        <w:spacing w:after="0" w:line="240" w:lineRule="auto"/>
+      </w:pPr>
+      <w:r>
+        <w:continuationSeparator/>
+      </w:r>
+    </w:p>
+  </w:endnote>
+</w:endnotes>
+</file>
+
+<file path=word/footnotes.xml><?xml version="1.0" encoding="utf-8"?>
+<w:footnotes xmlns:wpc="http://schemas.microsoft.com/office/word/2010/wordprocessingCanvas" xmlns:cx="http://schemas.microsoft.com/office/drawing/2014/chartex" xmlns:cx1="http://schemas.microsoft.com/office/drawing/2015/9/8/chartex" xmlns:cx2="http://schemas.microsoft.com/office/drawing/2015/10/21/chartex" xmlns:cx3="http://schemas.microsoft.com/office/drawing/2016/5/9/chartex" xmlns:cx4="http://schemas.microsoft.com/office/drawing/2016/5/10/chartex" xmlns:cx5="http://schemas.microsoft.com/office/drawing/2016/5/11/chartex" xmlns:cx6="http://schemas.microsoft.com/office/drawing/2016/5/12/chartex" xmlns:cx7="http://schemas.microsoft.com/office/drawing/2016/5/13/chartex" xmlns:cx8="http://schemas.microsoft.com/office/drawing/2016/5/14/chartex" xmlns:mc="http://schemas.openxmlformats.org/markup-compatibility/2006" xmlns:aink="http://schemas.microsoft.com/office/drawing/2016/ink" xmlns:am3d="http://schemas.microsoft.com/office/drawing/2017/model3d" xmlns:o="urn:schemas-microsoft-com:office:office" xmlns:r="http://schemas.openxmlformats.org/officeDocument/2006/relationships" xmlns:m="http://schemas.openxmlformats.org/officeDocument/2006/math" xmlns:v="urn:schemas-microsoft-com:vml" xmlns:wp14="http://schemas.microsoft.com/office/word/2010/wordprocessingDrawing" xmlns:wp="http://schemas.openxmlformats.org/drawingml/2006/wordprocessingDrawing" xmlns:w10="urn:schemas-microsoft-com:office:word" xmlns:w="http://schemas.openxmlformats.org/wordprocessingml/2006/main" xmlns:w14="http://schemas.microsoft.com/office/word/2010/wordml" xmlns:w15="http://schemas.microsoft.com/office/word/2012/wordml" xmlns:w16cex="http://schemas.microsoft.com/office/word/2018/wordml/cex" xmlns:w16cid="http://schemas.microsoft.com/office/word/2016/wordml/cid" xmlns:w16="http://schemas.microsoft.com/office/word/2018/wordml" xmlns:w16sdtdh="http://schemas.microsoft.com/office/word/2020/wordml/sdtdatahash" xmlns:w16se="http://schemas.microsoft.com/office/word/2015/wordml/symex" xmlns:wpg="http://schemas.microsoft.com/office/word/2010/wordprocessingGroup" xmlns:wpi="http://schemas.microsoft.com/office/word/2010/wordprocessingInk" xmlns:wne="http://schemas.microsoft.com/office/word/2006/wordml" xmlns:wps="http://schemas.microsoft.com/office/word/2010/wordprocessingShape" mc:Ignorable="w14 w15 w16se w16cid w16 w16cex w16sdtdh wp14">
+  <w:footnote w:type="separator" w:id="-1">
+    <w:p>
+      <w:pPr>
+        <w:spacing w:after="0" w:line="240" w:lineRule="auto"/>
+      </w:pPr>
+      <w:r>
+        <w:separator/>
+      </w:r>
+    </w:p>
+  </w:footnote>
+  <w:footnote w:type="continuationSeparator" w:id="0">
+    <w:p>
+      <w:pPr>
+        <w:spacing w:after="0" w:line="240" w:lineRule="auto"/>
+      </w:pPr>
+      <w:r>
+        <w:continuationSeparator/>
+      </w:r>
+    </w:p>
+  </w:footnote>
+</w:footnotes>
 </file>
 
 <file path=word/numbering.xml><?xml version="1.0" encoding="utf-8"?>
@@ -1516,11 +2393,127 @@
       </w:rPr>
     </w:lvl>
   </w:abstractNum>
+  <w:abstractNum w:abstractNumId="2" w15:restartNumberingAfterBreak="0">
+    <w:nsid w:val="5FF33578"/>
+    <w:multiLevelType w:val="hybridMultilevel"/>
+    <w:tmpl w:val="E076A724"/>
+    <w:lvl w:ilvl="0" w:tplc="08090001">
+      <w:start w:val="1"/>
+      <w:numFmt w:val="bullet"/>
+      <w:lvlText w:val=""/>
+      <w:lvlJc w:val="left"/>
+      <w:pPr>
+        <w:ind w:left="720" w:hanging="360"/>
+      </w:pPr>
+      <w:rPr>
+        <w:rFonts w:ascii="Symbol" w:hAnsi="Symbol" w:hint="default"/>
+      </w:rPr>
+    </w:lvl>
+    <w:lvl w:ilvl="1" w:tplc="08090003" w:tentative="1">
+      <w:start w:val="1"/>
+      <w:numFmt w:val="bullet"/>
+      <w:lvlText w:val="o"/>
+      <w:lvlJc w:val="left"/>
+      <w:pPr>
+        <w:ind w:left="1440" w:hanging="360"/>
+      </w:pPr>
+      <w:rPr>
+        <w:rFonts w:ascii="Courier New" w:hAnsi="Courier New" w:cs="Courier New" w:hint="default"/>
+      </w:rPr>
+    </w:lvl>
+    <w:lvl w:ilvl="2" w:tplc="08090005" w:tentative="1">
+      <w:start w:val="1"/>
+      <w:numFmt w:val="bullet"/>
+      <w:lvlText w:val=""/>
+      <w:lvlJc w:val="left"/>
+      <w:pPr>
+        <w:ind w:left="2160" w:hanging="360"/>
+      </w:pPr>
+      <w:rPr>
+        <w:rFonts w:ascii="Wingdings" w:hAnsi="Wingdings" w:hint="default"/>
+      </w:rPr>
+    </w:lvl>
+    <w:lvl w:ilvl="3" w:tplc="08090001" w:tentative="1">
+      <w:start w:val="1"/>
+      <w:numFmt w:val="bullet"/>
+      <w:lvlText w:val=""/>
+      <w:lvlJc w:val="left"/>
+      <w:pPr>
+        <w:ind w:left="2880" w:hanging="360"/>
+      </w:pPr>
+      <w:rPr>
+        <w:rFonts w:ascii="Symbol" w:hAnsi="Symbol" w:hint="default"/>
+      </w:rPr>
+    </w:lvl>
+    <w:lvl w:ilvl="4" w:tplc="08090003" w:tentative="1">
+      <w:start w:val="1"/>
+      <w:numFmt w:val="bullet"/>
+      <w:lvlText w:val="o"/>
+      <w:lvlJc w:val="left"/>
+      <w:pPr>
+        <w:ind w:left="3600" w:hanging="360"/>
+      </w:pPr>
+      <w:rPr>
+        <w:rFonts w:ascii="Courier New" w:hAnsi="Courier New" w:cs="Courier New" w:hint="default"/>
+      </w:rPr>
+    </w:lvl>
+    <w:lvl w:ilvl="5" w:tplc="08090005" w:tentative="1">
+      <w:start w:val="1"/>
+      <w:numFmt w:val="bullet"/>
+      <w:lvlText w:val=""/>
+      <w:lvlJc w:val="left"/>
+      <w:pPr>
+        <w:ind w:left="4320" w:hanging="360"/>
+      </w:pPr>
+      <w:rPr>
+        <w:rFonts w:ascii="Wingdings" w:hAnsi="Wingdings" w:hint="default"/>
+      </w:rPr>
+    </w:lvl>
+    <w:lvl w:ilvl="6" w:tplc="08090001" w:tentative="1">
+      <w:start w:val="1"/>
+      <w:numFmt w:val="bullet"/>
+      <w:lvlText w:val=""/>
+      <w:lvlJc w:val="left"/>
+      <w:pPr>
+        <w:ind w:left="5040" w:hanging="360"/>
+      </w:pPr>
+      <w:rPr>
+        <w:rFonts w:ascii="Symbol" w:hAnsi="Symbol" w:hint="default"/>
+      </w:rPr>
+    </w:lvl>
+    <w:lvl w:ilvl="7" w:tplc="08090003" w:tentative="1">
+      <w:start w:val="1"/>
+      <w:numFmt w:val="bullet"/>
+      <w:lvlText w:val="o"/>
+      <w:lvlJc w:val="left"/>
+      <w:pPr>
+        <w:ind w:left="5760" w:hanging="360"/>
+      </w:pPr>
+      <w:rPr>
+        <w:rFonts w:ascii="Courier New" w:hAnsi="Courier New" w:cs="Courier New" w:hint="default"/>
+      </w:rPr>
+    </w:lvl>
+    <w:lvl w:ilvl="8" w:tplc="08090005" w:tentative="1">
+      <w:start w:val="1"/>
+      <w:numFmt w:val="bullet"/>
+      <w:lvlText w:val=""/>
+      <w:lvlJc w:val="left"/>
+      <w:pPr>
+        <w:ind w:left="6480" w:hanging="360"/>
+      </w:pPr>
+      <w:rPr>
+        <w:rFonts w:ascii="Wingdings" w:hAnsi="Wingdings" w:hint="default"/>
+      </w:rPr>
+    </w:lvl>
+  </w:abstractNum>
   <w:num w:numId="1">
     <w:abstractNumId w:val="0"/>
   </w:num>
   <w:num w:numId="2">
     <w:abstractNumId w:val="1"/>
+  </w:num>
+  <w:num w:numId="3">
+    <w:abstractNumId w:val="2"/>
   </w:num>
 </w:numbering>
 </file>
@@ -1924,6 +2917,27 @@
     <w:name w:val="Normal"/>
     <w:qFormat/>
   </w:style>
+  <w:style w:type="paragraph" w:styleId="Heading1">
+    <w:name w:val="heading 1"/>
+    <w:basedOn w:val="Normal"/>
+    <w:next w:val="Normal"/>
+    <w:link w:val="Heading1Char"/>
+    <w:uiPriority w:val="9"/>
+    <w:qFormat/>
+    <w:rsid w:val="003F72FE"/>
+    <w:pPr>
+      <w:keepNext/>
+      <w:keepLines/>
+      <w:spacing w:before="240" w:after="0"/>
+      <w:outlineLvl w:val="0"/>
+    </w:pPr>
+    <w:rPr>
+      <w:rFonts w:asciiTheme="majorHAnsi" w:eastAsiaTheme="majorEastAsia" w:hAnsiTheme="majorHAnsi" w:cstheme="majorBidi"/>
+      <w:color w:val="2F5496" w:themeColor="accent1" w:themeShade="BF"/>
+      <w:sz w:val="32"/>
+      <w:szCs w:val="32"/>
+    </w:rPr>
+  </w:style>
   <w:style w:type="paragraph" w:styleId="Heading2">
     <w:name w:val="heading 2"/>
     <w:basedOn w:val="Normal"/>
@@ -1991,7 +3005,6 @@
   <w:style w:type="character" w:default="1" w:styleId="DefaultParagraphFont">
     <w:name w:val="Default Paragraph Font"/>
     <w:uiPriority w:val="1"/>
-    <w:semiHidden/>
     <w:unhideWhenUsed/>
   </w:style>
   <w:style w:type="table" w:default="1" w:styleId="TableNormal">
@@ -2087,13 +3100,123 @@
     <w:name w:val="Hyperlink"/>
     <w:basedOn w:val="DefaultParagraphFont"/>
     <w:uiPriority w:val="99"/>
-    <w:semiHidden/>
     <w:unhideWhenUsed/>
     <w:rsid w:val="009D05D8"/>
     <w:rPr>
       <w:color w:val="0000FF"/>
       <w:u w:val="single"/>
     </w:rPr>
+  </w:style>
+  <w:style w:type="character" w:customStyle="1" w:styleId="Heading1Char">
+    <w:name w:val="Heading 1 Char"/>
+    <w:basedOn w:val="DefaultParagraphFont"/>
+    <w:link w:val="Heading1"/>
+    <w:uiPriority w:val="9"/>
+    <w:rsid w:val="003F72FE"/>
+    <w:rPr>
+      <w:rFonts w:asciiTheme="majorHAnsi" w:eastAsiaTheme="majorEastAsia" w:hAnsiTheme="majorHAnsi" w:cstheme="majorBidi"/>
+      <w:color w:val="2F5496" w:themeColor="accent1" w:themeShade="BF"/>
+      <w:sz w:val="32"/>
+      <w:szCs w:val="32"/>
+    </w:rPr>
+  </w:style>
+  <w:style w:type="paragraph" w:styleId="Header">
+    <w:name w:val="header"/>
+    <w:basedOn w:val="Normal"/>
+    <w:link w:val="HeaderChar"/>
+    <w:uiPriority w:val="99"/>
+    <w:unhideWhenUsed/>
+    <w:rsid w:val="00AE50E8"/>
+    <w:pPr>
+      <w:tabs>
+        <w:tab w:val="center" w:pos="4513"/>
+        <w:tab w:val="right" w:pos="9026"/>
+      </w:tabs>
+      <w:spacing w:after="0" w:line="240" w:lineRule="auto"/>
+    </w:pPr>
+  </w:style>
+  <w:style w:type="character" w:customStyle="1" w:styleId="HeaderChar">
+    <w:name w:val="Header Char"/>
+    <w:basedOn w:val="DefaultParagraphFont"/>
+    <w:link w:val="Header"/>
+    <w:uiPriority w:val="99"/>
+    <w:rsid w:val="00AE50E8"/>
+  </w:style>
+  <w:style w:type="paragraph" w:styleId="Footer">
+    <w:name w:val="footer"/>
+    <w:basedOn w:val="Normal"/>
+    <w:link w:val="FooterChar"/>
+    <w:uiPriority w:val="99"/>
+    <w:unhideWhenUsed/>
+    <w:rsid w:val="00AE50E8"/>
+    <w:pPr>
+      <w:tabs>
+        <w:tab w:val="center" w:pos="4513"/>
+        <w:tab w:val="right" w:pos="9026"/>
+      </w:tabs>
+      <w:spacing w:after="0" w:line="240" w:lineRule="auto"/>
+    </w:pPr>
+  </w:style>
+  <w:style w:type="character" w:customStyle="1" w:styleId="FooterChar">
+    <w:name w:val="Footer Char"/>
+    <w:basedOn w:val="DefaultParagraphFont"/>
+    <w:link w:val="Footer"/>
+    <w:uiPriority w:val="99"/>
+    <w:rsid w:val="00AE50E8"/>
+  </w:style>
+  <w:style w:type="character" w:styleId="UnresolvedMention">
+    <w:name w:val="Unresolved Mention"/>
+    <w:basedOn w:val="DefaultParagraphFont"/>
+    <w:uiPriority w:val="99"/>
+    <w:semiHidden/>
+    <w:unhideWhenUsed/>
+    <w:rsid w:val="00AE50E8"/>
+    <w:rPr>
+      <w:color w:val="605E5C"/>
+      <w:shd w:val="clear" w:color="auto" w:fill="E1DFDD"/>
+    </w:rPr>
+  </w:style>
+  <w:style w:type="character" w:styleId="FollowedHyperlink">
+    <w:name w:val="FollowedHyperlink"/>
+    <w:basedOn w:val="DefaultParagraphFont"/>
+    <w:uiPriority w:val="99"/>
+    <w:semiHidden/>
+    <w:unhideWhenUsed/>
+    <w:rsid w:val="00AE50E8"/>
+    <w:rPr>
+      <w:color w:val="954F72" w:themeColor="followedHyperlink"/>
+      <w:u w:val="single"/>
+    </w:rPr>
+  </w:style>
+  <w:style w:type="paragraph" w:styleId="ListParagraph">
+    <w:name w:val="List Paragraph"/>
+    <w:basedOn w:val="Normal"/>
+    <w:uiPriority w:val="34"/>
+    <w:qFormat/>
+    <w:rsid w:val="00585173"/>
+    <w:pPr>
+      <w:ind w:left="720"/>
+      <w:contextualSpacing/>
+    </w:pPr>
+  </w:style>
+  <w:style w:type="table" w:styleId="TableGrid">
+    <w:name w:val="Table Grid"/>
+    <w:basedOn w:val="TableNormal"/>
+    <w:uiPriority w:val="39"/>
+    <w:rsid w:val="004D31AE"/>
+    <w:pPr>
+      <w:spacing w:after="0" w:line="240" w:lineRule="auto"/>
+    </w:pPr>
+    <w:tblPr>
+      <w:tblBorders>
+        <w:top w:val="single" w:sz="4" w:space="0" w:color="auto"/>
+        <w:left w:val="single" w:sz="4" w:space="0" w:color="auto"/>
+        <w:bottom w:val="single" w:sz="4" w:space="0" w:color="auto"/>
+        <w:right w:val="single" w:sz="4" w:space="0" w:color="auto"/>
+        <w:insideH w:val="single" w:sz="4" w:space="0" w:color="auto"/>
+        <w:insideV w:val="single" w:sz="4" w:space="0" w:color="auto"/>
+      </w:tblBorders>
+    </w:tblPr>
   </w:style>
 </w:styles>
 </file>

--- a/Gathering Feedback.docx
+++ b/Gathering Feedback.docx
@@ -192,7 +192,25 @@
           <w:sz w:val="28"/>
           <w:szCs w:val="28"/>
         </w:rPr>
-        <w:t>A combination of multiple-choice questions, rating scales (e.g. 1–5), and yes/no questions will be used to ensure the questionnaire is easy to complete and understand for all users.</w:t>
+        <w:t>A combination of multiple-choice questions, rating scales (</w:t>
+      </w:r>
+      <w:proofErr w:type="gramStart"/>
+      <w:r>
+        <w:rPr>
+          <w:rFonts w:asciiTheme="minorHAnsi" w:hAnsiTheme="minorHAnsi" w:cstheme="minorHAnsi"/>
+          <w:sz w:val="28"/>
+          <w:szCs w:val="28"/>
+        </w:rPr>
+        <w:t>e.g.</w:t>
+      </w:r>
+      <w:proofErr w:type="gramEnd"/>
+      <w:r>
+        <w:rPr>
+          <w:rFonts w:asciiTheme="minorHAnsi" w:hAnsiTheme="minorHAnsi" w:cstheme="minorHAnsi"/>
+          <w:sz w:val="28"/>
+          <w:szCs w:val="28"/>
+        </w:rPr>
+        <w:t xml:space="preserve"> 1–5), and yes/no questions will be used to ensure the questionnaire is easy to complete and understand for all users.</w:t>
       </w:r>
     </w:p>
     <w:p>
@@ -954,19 +972,9 @@
     </w:p>
     <w:p>
       <w:pPr>
-        <w:pStyle w:val="NormalWeb"/>
-        <w:rPr>
-          <w:rFonts w:asciiTheme="minorHAnsi" w:hAnsiTheme="minorHAnsi" w:cstheme="minorHAnsi"/>
-          <w:sz w:val="28"/>
-          <w:szCs w:val="28"/>
-        </w:rPr>
-      </w:pPr>
-      <w:r>
-        <w:rPr>
-          <w:rFonts w:asciiTheme="minorHAnsi" w:hAnsiTheme="minorHAnsi" w:cstheme="minorHAnsi"/>
-          <w:sz w:val="28"/>
-          <w:szCs w:val="28"/>
-        </w:rPr>
+        <w:pStyle w:val="Heading2"/>
+      </w:pPr>
+      <w:r>
         <w:t xml:space="preserve">Observation Task List </w:t>
       </w:r>
     </w:p>
@@ -982,6 +990,7 @@
         <w:gridCol w:w="1503"/>
         <w:gridCol w:w="1503"/>
         <w:gridCol w:w="1356"/>
+        <w:gridCol w:w="1356"/>
       </w:tblGrid>
       <w:tr>
         <w:tc>
@@ -1096,6 +1105,29 @@
                 <w:szCs w:val="28"/>
               </w:rPr>
               <w:t>Actual clicks</w:t>
+            </w:r>
+          </w:p>
+        </w:tc>
+        <w:tc>
+          <w:tcPr>
+            <w:tcW w:w="1356" w:type="dxa"/>
+          </w:tcPr>
+          <w:p>
+            <w:pPr>
+              <w:pStyle w:val="NormalWeb"/>
+              <w:rPr>
+                <w:rFonts w:asciiTheme="minorHAnsi" w:hAnsiTheme="minorHAnsi" w:cstheme="minorHAnsi"/>
+                <w:sz w:val="28"/>
+                <w:szCs w:val="28"/>
+              </w:rPr>
+            </w:pPr>
+            <w:r>
+              <w:rPr>
+                <w:rFonts w:asciiTheme="minorHAnsi" w:hAnsiTheme="minorHAnsi" w:cstheme="minorHAnsi"/>
+                <w:sz w:val="28"/>
+                <w:szCs w:val="28"/>
+              </w:rPr>
+              <w:t>Comment s</w:t>
             </w:r>
           </w:p>
         </w:tc>
@@ -1200,92 +1232,6 @@
             </w:pPr>
           </w:p>
         </w:tc>
-      </w:tr>
-      <w:tr>
-        <w:tc>
-          <w:tcPr>
-            <w:tcW w:w="1502" w:type="dxa"/>
-          </w:tcPr>
-          <w:p>
-            <w:pPr>
-              <w:pStyle w:val="NormalWeb"/>
-              <w:rPr>
-                <w:rFonts w:asciiTheme="minorHAnsi" w:hAnsiTheme="minorHAnsi" w:cstheme="minorHAnsi"/>
-                <w:sz w:val="28"/>
-                <w:szCs w:val="28"/>
-              </w:rPr>
-            </w:pPr>
-            <w:r>
-              <w:rPr>
-                <w:rFonts w:asciiTheme="minorHAnsi" w:hAnsiTheme="minorHAnsi" w:cstheme="minorHAnsi"/>
-                <w:sz w:val="28"/>
-                <w:szCs w:val="28"/>
-              </w:rPr>
-              <w:t xml:space="preserve">Log in using your account </w:t>
-            </w:r>
-          </w:p>
-        </w:tc>
-        <w:tc>
-          <w:tcPr>
-            <w:tcW w:w="1502" w:type="dxa"/>
-          </w:tcPr>
-          <w:p>
-            <w:pPr>
-              <w:pStyle w:val="NormalWeb"/>
-              <w:rPr>
-                <w:rFonts w:asciiTheme="minorHAnsi" w:hAnsiTheme="minorHAnsi" w:cstheme="minorHAnsi"/>
-                <w:sz w:val="28"/>
-                <w:szCs w:val="28"/>
-              </w:rPr>
-            </w:pPr>
-            <w:r>
-              <w:rPr>
-                <w:rFonts w:asciiTheme="minorHAnsi" w:hAnsiTheme="minorHAnsi" w:cstheme="minorHAnsi"/>
-                <w:sz w:val="28"/>
-                <w:szCs w:val="28"/>
-              </w:rPr>
-              <w:t>10s</w:t>
-            </w:r>
-          </w:p>
-        </w:tc>
-        <w:tc>
-          <w:tcPr>
-            <w:tcW w:w="1503" w:type="dxa"/>
-          </w:tcPr>
-          <w:p>
-            <w:pPr>
-              <w:pStyle w:val="NormalWeb"/>
-              <w:rPr>
-                <w:rFonts w:asciiTheme="minorHAnsi" w:hAnsiTheme="minorHAnsi" w:cstheme="minorHAnsi"/>
-                <w:sz w:val="28"/>
-                <w:szCs w:val="28"/>
-              </w:rPr>
-            </w:pPr>
-          </w:p>
-        </w:tc>
-        <w:tc>
-          <w:tcPr>
-            <w:tcW w:w="1503" w:type="dxa"/>
-          </w:tcPr>
-          <w:p>
-            <w:pPr>
-              <w:pStyle w:val="NormalWeb"/>
-              <w:rPr>
-                <w:rFonts w:asciiTheme="minorHAnsi" w:hAnsiTheme="minorHAnsi" w:cstheme="minorHAnsi"/>
-                <w:sz w:val="28"/>
-                <w:szCs w:val="28"/>
-              </w:rPr>
-            </w:pPr>
-            <w:r>
-              <w:rPr>
-                <w:rFonts w:asciiTheme="minorHAnsi" w:hAnsiTheme="minorHAnsi" w:cstheme="minorHAnsi"/>
-                <w:sz w:val="28"/>
-                <w:szCs w:val="28"/>
-              </w:rPr>
-              <w:t>3</w:t>
-            </w:r>
-          </w:p>
-        </w:tc>
         <w:tc>
           <w:tcPr>
             <w:tcW w:w="1356" w:type="dxa"/>
@@ -1322,7 +1268,7 @@
                 <w:sz w:val="28"/>
                 <w:szCs w:val="28"/>
               </w:rPr>
-              <w:t>Search for a product and view its details</w:t>
+              <w:t xml:space="preserve">Log in using your account </w:t>
             </w:r>
           </w:p>
         </w:tc>
@@ -1383,8 +1329,23 @@
                 <w:sz w:val="28"/>
                 <w:szCs w:val="28"/>
               </w:rPr>
-              <w:t>4</w:t>
+              <w:t>3</w:t>
             </w:r>
+          </w:p>
+        </w:tc>
+        <w:tc>
+          <w:tcPr>
+            <w:tcW w:w="1356" w:type="dxa"/>
+          </w:tcPr>
+          <w:p>
+            <w:pPr>
+              <w:pStyle w:val="NormalWeb"/>
+              <w:rPr>
+                <w:rFonts w:asciiTheme="minorHAnsi" w:hAnsiTheme="minorHAnsi" w:cstheme="minorHAnsi"/>
+                <w:sz w:val="28"/>
+                <w:szCs w:val="28"/>
+              </w:rPr>
+            </w:pPr>
           </w:p>
         </w:tc>
         <w:tc>
@@ -1423,7 +1384,7 @@
                 <w:sz w:val="28"/>
                 <w:szCs w:val="28"/>
               </w:rPr>
-              <w:t xml:space="preserve">Add product to your basket </w:t>
+              <w:t>Search for a product and view its details</w:t>
             </w:r>
           </w:p>
         </w:tc>
@@ -1446,7 +1407,7 @@
                 <w:sz w:val="28"/>
                 <w:szCs w:val="28"/>
               </w:rPr>
-              <w:t>5s</w:t>
+              <w:t>10s</w:t>
             </w:r>
           </w:p>
         </w:tc>
@@ -1484,8 +1445,23 @@
                 <w:sz w:val="28"/>
                 <w:szCs w:val="28"/>
               </w:rPr>
-              <w:t>2</w:t>
+              <w:t>4</w:t>
             </w:r>
+          </w:p>
+        </w:tc>
+        <w:tc>
+          <w:tcPr>
+            <w:tcW w:w="1356" w:type="dxa"/>
+          </w:tcPr>
+          <w:p>
+            <w:pPr>
+              <w:pStyle w:val="NormalWeb"/>
+              <w:rPr>
+                <w:rFonts w:asciiTheme="minorHAnsi" w:hAnsiTheme="minorHAnsi" w:cstheme="minorHAnsi"/>
+                <w:sz w:val="28"/>
+                <w:szCs w:val="28"/>
+              </w:rPr>
+            </w:pPr>
           </w:p>
         </w:tc>
         <w:tc>
@@ -1524,16 +1500,7 @@
                 <w:sz w:val="28"/>
                 <w:szCs w:val="28"/>
               </w:rPr>
-              <w:t xml:space="preserve">Proceed to checkout </w:t>
-            </w:r>
-            <w:r>
-              <w:rPr>
-                <w:rFonts w:asciiTheme="minorHAnsi" w:hAnsiTheme="minorHAnsi" w:cstheme="minorHAnsi"/>
-                <w:sz w:val="28"/>
-                <w:szCs w:val="28"/>
-              </w:rPr>
-              <w:lastRenderedPageBreak/>
-              <w:t>and place an order</w:t>
+              <w:t xml:space="preserve">Add product to your basket </w:t>
             </w:r>
           </w:p>
         </w:tc>
@@ -1556,7 +1523,122 @@
                 <w:sz w:val="28"/>
                 <w:szCs w:val="28"/>
               </w:rPr>
-              <w:lastRenderedPageBreak/>
+              <w:t>5s</w:t>
+            </w:r>
+          </w:p>
+        </w:tc>
+        <w:tc>
+          <w:tcPr>
+            <w:tcW w:w="1503" w:type="dxa"/>
+          </w:tcPr>
+          <w:p>
+            <w:pPr>
+              <w:pStyle w:val="NormalWeb"/>
+              <w:rPr>
+                <w:rFonts w:asciiTheme="minorHAnsi" w:hAnsiTheme="minorHAnsi" w:cstheme="minorHAnsi"/>
+                <w:sz w:val="28"/>
+                <w:szCs w:val="28"/>
+              </w:rPr>
+            </w:pPr>
+          </w:p>
+        </w:tc>
+        <w:tc>
+          <w:tcPr>
+            <w:tcW w:w="1503" w:type="dxa"/>
+          </w:tcPr>
+          <w:p>
+            <w:pPr>
+              <w:pStyle w:val="NormalWeb"/>
+              <w:rPr>
+                <w:rFonts w:asciiTheme="minorHAnsi" w:hAnsiTheme="minorHAnsi" w:cstheme="minorHAnsi"/>
+                <w:sz w:val="28"/>
+                <w:szCs w:val="28"/>
+              </w:rPr>
+            </w:pPr>
+            <w:r>
+              <w:rPr>
+                <w:rFonts w:asciiTheme="minorHAnsi" w:hAnsiTheme="minorHAnsi" w:cstheme="minorHAnsi"/>
+                <w:sz w:val="28"/>
+                <w:szCs w:val="28"/>
+              </w:rPr>
+              <w:t>2</w:t>
+            </w:r>
+          </w:p>
+        </w:tc>
+        <w:tc>
+          <w:tcPr>
+            <w:tcW w:w="1356" w:type="dxa"/>
+          </w:tcPr>
+          <w:p>
+            <w:pPr>
+              <w:pStyle w:val="NormalWeb"/>
+              <w:rPr>
+                <w:rFonts w:asciiTheme="minorHAnsi" w:hAnsiTheme="minorHAnsi" w:cstheme="minorHAnsi"/>
+                <w:sz w:val="28"/>
+                <w:szCs w:val="28"/>
+              </w:rPr>
+            </w:pPr>
+          </w:p>
+        </w:tc>
+        <w:tc>
+          <w:tcPr>
+            <w:tcW w:w="1356" w:type="dxa"/>
+          </w:tcPr>
+          <w:p>
+            <w:pPr>
+              <w:pStyle w:val="NormalWeb"/>
+              <w:rPr>
+                <w:rFonts w:asciiTheme="minorHAnsi" w:hAnsiTheme="minorHAnsi" w:cstheme="minorHAnsi"/>
+                <w:sz w:val="28"/>
+                <w:szCs w:val="28"/>
+              </w:rPr>
+            </w:pPr>
+          </w:p>
+        </w:tc>
+      </w:tr>
+      <w:tr>
+        <w:tc>
+          <w:tcPr>
+            <w:tcW w:w="1502" w:type="dxa"/>
+          </w:tcPr>
+          <w:p>
+            <w:pPr>
+              <w:pStyle w:val="NormalWeb"/>
+              <w:rPr>
+                <w:rFonts w:asciiTheme="minorHAnsi" w:hAnsiTheme="minorHAnsi" w:cstheme="minorHAnsi"/>
+                <w:sz w:val="28"/>
+                <w:szCs w:val="28"/>
+              </w:rPr>
+            </w:pPr>
+            <w:r>
+              <w:rPr>
+                <w:rFonts w:asciiTheme="minorHAnsi" w:hAnsiTheme="minorHAnsi" w:cstheme="minorHAnsi"/>
+                <w:sz w:val="28"/>
+                <w:szCs w:val="28"/>
+              </w:rPr>
+              <w:t>Proceed to checkout and place an order</w:t>
+            </w:r>
+          </w:p>
+        </w:tc>
+        <w:tc>
+          <w:tcPr>
+            <w:tcW w:w="1502" w:type="dxa"/>
+          </w:tcPr>
+          <w:p>
+            <w:pPr>
+              <w:pStyle w:val="NormalWeb"/>
+              <w:rPr>
+                <w:rFonts w:asciiTheme="minorHAnsi" w:hAnsiTheme="minorHAnsi" w:cstheme="minorHAnsi"/>
+                <w:sz w:val="28"/>
+                <w:szCs w:val="28"/>
+              </w:rPr>
+            </w:pPr>
+            <w:r>
+              <w:rPr>
+                <w:rFonts w:asciiTheme="minorHAnsi" w:hAnsiTheme="minorHAnsi" w:cstheme="minorHAnsi"/>
+                <w:sz w:val="28"/>
+                <w:szCs w:val="28"/>
+              </w:rPr>
               <w:t>10s</w:t>
             </w:r>
           </w:p>
@@ -1614,6 +1696,21 @@
             </w:pPr>
           </w:p>
         </w:tc>
+        <w:tc>
+          <w:tcPr>
+            <w:tcW w:w="1356" w:type="dxa"/>
+          </w:tcPr>
+          <w:p>
+            <w:pPr>
+              <w:pStyle w:val="NormalWeb"/>
+              <w:rPr>
+                <w:rFonts w:asciiTheme="minorHAnsi" w:hAnsiTheme="minorHAnsi" w:cstheme="minorHAnsi"/>
+                <w:sz w:val="28"/>
+                <w:szCs w:val="28"/>
+              </w:rPr>
+            </w:pPr>
+          </w:p>
+        </w:tc>
       </w:tr>
     </w:tbl>
     <w:p>
@@ -1653,12 +1750,6 @@
           <w:szCs w:val="28"/>
         </w:rPr>
         <w:br/>
-      </w:r>
-      <w:r>
-        <w:rPr>
-          <w:sz w:val="28"/>
-          <w:szCs w:val="28"/>
-        </w:rPr>
         <w:t>Using a combination of questionnaires, observation, and paired coding reviews provides a well-rounded approach to gathering feedback for the Greenfield Local Hub system. Questionnaires help collect structured opinions from non-technical users, while observation allows real-time identification of usability issues during task completion. Paired coding reviews ensure the technical quality of the system is maintained by identifying improvements in code structure, efficiency, and best practices.</w:t>
       </w:r>
     </w:p>
@@ -3005,6 +3096,7 @@
   <w:style w:type="character" w:default="1" w:styleId="DefaultParagraphFont">
     <w:name w:val="Default Paragraph Font"/>
     <w:uiPriority w:val="1"/>
+    <w:semiHidden/>
     <w:unhideWhenUsed/>
   </w:style>
   <w:style w:type="table" w:default="1" w:styleId="TableNormal">
